--- a/00-首页/题组Word/初赛模拟卷/真题版式/初赛模拟卷VII（非有机·学生版·真题版式）.docx
+++ b/00-首页/题组Word/初赛模拟卷/真题版式/初赛模拟卷VII（非有机·学生版·真题版式）.docx
@@ -904,7 +904,7 @@
       <w:r>
         <w:drawing>
           <wp:inline>
-            <wp:extent cx="3568700" cy="2844800"/>
+            <wp:extent cx="3240000" cy="2582775"/>
             <wp:effectExtent b="0" l="0" r="0" t="0"/>
             <wp:docPr descr="" title="" id="23" name="Picture"/>
             <a:graphic>
@@ -925,7 +925,7 @@
                   <pic:spPr bwMode="auto">
                     <a:xfrm>
                       <a:off x="0" y="0"/>
-                      <a:ext cx="3568700" cy="2844800"/>
+                      <a:ext cx="3240000" cy="2582775"/>
                     </a:xfrm>
                     <a:prstGeom prst="rect">
                       <a:avLst/>
@@ -953,7 +953,7 @@
       <w:r>
         <w:drawing>
           <wp:inline>
-            <wp:extent cx="3505200" cy="2730500"/>
+            <wp:extent cx="3240000" cy="2523913"/>
             <wp:effectExtent b="0" l="0" r="0" t="0"/>
             <wp:docPr descr="" title="" id="26" name="Picture"/>
             <a:graphic>
@@ -974,7 +974,7 @@
                   <pic:spPr bwMode="auto">
                     <a:xfrm>
                       <a:off x="0" y="0"/>
-                      <a:ext cx="3505200" cy="2730500"/>
+                      <a:ext cx="3240000" cy="2523913"/>
                     </a:xfrm>
                     <a:prstGeom prst="rect">
                       <a:avLst/>
@@ -7067,7 +7067,7 @@
       <w:r>
         <w:drawing>
           <wp:inline>
-            <wp:extent cx="3073400" cy="6362700"/>
+            <wp:extent cx="2520000" cy="5217024"/>
             <wp:effectExtent b="0" l="0" r="0" t="0"/>
             <wp:docPr descr="" title="" id="42" name="Picture"/>
             <a:graphic>
@@ -7088,7 +7088,7 @@
                   <pic:spPr bwMode="auto">
                     <a:xfrm>
                       <a:off x="0" y="0"/>
-                      <a:ext cx="3073400" cy="6362700"/>
+                      <a:ext cx="2520000" cy="5217024"/>
                     </a:xfrm>
                     <a:prstGeom prst="rect">
                       <a:avLst/>
@@ -7231,7 +7231,7 @@
       <w:r>
         <w:drawing>
           <wp:inline>
-            <wp:extent cx="2908300" cy="5156200"/>
+            <wp:extent cx="2520000" cy="4467772"/>
             <wp:effectExtent b="0" l="0" r="0" t="0"/>
             <wp:docPr descr="" title="" id="45" name="Picture"/>
             <a:graphic>
@@ -7252,7 +7252,7 @@
                   <pic:spPr bwMode="auto">
                     <a:xfrm>
                       <a:off x="0" y="0"/>
-                      <a:ext cx="2908300" cy="5156200"/>
+                      <a:ext cx="2520000" cy="4467772"/>
                     </a:xfrm>
                     <a:prstGeom prst="rect">
                       <a:avLst/>
@@ -7276,7 +7276,7 @@
       <w:r>
         <w:drawing>
           <wp:inline>
-            <wp:extent cx="2933700" cy="5156200"/>
+            <wp:extent cx="2520000" cy="4429090"/>
             <wp:effectExtent b="0" l="0" r="0" t="0"/>
             <wp:docPr descr="" title="" id="48" name="Picture"/>
             <a:graphic>
@@ -7297,7 +7297,7 @@
                   <pic:spPr bwMode="auto">
                     <a:xfrm>
                       <a:off x="0" y="0"/>
-                      <a:ext cx="2933700" cy="5156200"/>
+                      <a:ext cx="2520000" cy="4429090"/>
                     </a:xfrm>
                     <a:prstGeom prst="rect">
                       <a:avLst/>
@@ -7321,7 +7321,7 @@
       <w:r>
         <w:drawing>
           <wp:inline>
-            <wp:extent cx="2908300" cy="5194300"/>
+            <wp:extent cx="2520000" cy="4500786"/>
             <wp:effectExtent b="0" l="0" r="0" t="0"/>
             <wp:docPr descr="" title="" id="51" name="Picture"/>
             <a:graphic>
@@ -7342,7 +7342,7 @@
                   <pic:spPr bwMode="auto">
                     <a:xfrm>
                       <a:off x="0" y="0"/>
-                      <a:ext cx="2908300" cy="5194300"/>
+                      <a:ext cx="2520000" cy="4500786"/>
                     </a:xfrm>
                     <a:prstGeom prst="rect">
                       <a:avLst/>
@@ -8152,7 +8152,7 @@
       <w:r>
         <w:drawing>
           <wp:inline>
-            <wp:extent cx="4279900" cy="3187700"/>
+            <wp:extent cx="3600000" cy="2681305"/>
             <wp:effectExtent b="0" l="0" r="0" t="0"/>
             <wp:docPr descr="" title="" id="55" name="Picture"/>
             <a:graphic>
@@ -8173,7 +8173,7 @@
                   <pic:spPr bwMode="auto">
                     <a:xfrm>
                       <a:off x="0" y="0"/>
-                      <a:ext cx="4279900" cy="3187700"/>
+                      <a:ext cx="3600000" cy="2681305"/>
                     </a:xfrm>
                     <a:prstGeom prst="rect">
                       <a:avLst/>
@@ -8214,7 +8214,7 @@
       <w:r>
         <w:drawing>
           <wp:inline>
-            <wp:extent cx="4622800" cy="3467100"/>
+            <wp:extent cx="3600000" cy="2700000"/>
             <wp:effectExtent b="0" l="0" r="0" t="0"/>
             <wp:docPr descr="" title="" id="58" name="Picture"/>
             <a:graphic>
@@ -8235,7 +8235,7 @@
                   <pic:spPr bwMode="auto">
                     <a:xfrm>
                       <a:off x="0" y="0"/>
-                      <a:ext cx="4622800" cy="3467100"/>
+                      <a:ext cx="3600000" cy="2700000"/>
                     </a:xfrm>
                     <a:prstGeom prst="rect">
                       <a:avLst/>
@@ -8542,7 +8542,7 @@
       <w:r>
         <w:drawing>
           <wp:inline>
-            <wp:extent cx="3365500" cy="3848100"/>
+            <wp:extent cx="3240000" cy="3704603"/>
             <wp:effectExtent b="0" l="0" r="0" t="0"/>
             <wp:docPr descr="" title="" id="61" name="Picture"/>
             <a:graphic>
@@ -8563,7 +8563,7 @@
                   <pic:spPr bwMode="auto">
                     <a:xfrm>
                       <a:off x="0" y="0"/>
-                      <a:ext cx="3365500" cy="3848100"/>
+                      <a:ext cx="3240000" cy="3704603"/>
                     </a:xfrm>
                     <a:prstGeom prst="rect">
                       <a:avLst/>
@@ -9271,7 +9271,7 @@
       <w:r>
         <w:drawing>
           <wp:inline>
-            <wp:extent cx="6184900" cy="1192147"/>
+            <wp:extent cx="3600000" cy="693904"/>
             <wp:effectExtent b="0" l="0" r="0" t="0"/>
             <wp:docPr descr="" title="" id="68" name="Picture"/>
             <a:graphic>
@@ -9292,7 +9292,7 @@
                   <pic:spPr bwMode="auto">
                     <a:xfrm>
                       <a:off x="0" y="0"/>
-                      <a:ext cx="6184900" cy="1192147"/>
+                      <a:ext cx="3600000" cy="693904"/>
                     </a:xfrm>
                     <a:prstGeom prst="rect">
                       <a:avLst/>
@@ -12167,7 +12167,7 @@
       <w:r>
         <w:drawing>
           <wp:inline>
-            <wp:extent cx="5435600" cy="5867400"/>
+            <wp:extent cx="3240000" cy="3497383"/>
             <wp:effectExtent b="0" l="0" r="0" t="0"/>
             <wp:docPr descr="" title="" id="75" name="Picture"/>
             <a:graphic>
@@ -12188,7 +12188,7 @@
                   <pic:spPr bwMode="auto">
                     <a:xfrm>
                       <a:off x="0" y="0"/>
-                      <a:ext cx="5435600" cy="5867400"/>
+                      <a:ext cx="3240000" cy="3497383"/>
                     </a:xfrm>
                     <a:prstGeom prst="rect">
                       <a:avLst/>

--- a/00-首页/题组Word/初赛模拟卷/真题版式/初赛模拟卷VII（非有机·学生版·真题版式）.docx
+++ b/00-首页/题组Word/初赛模拟卷/真题版式/初赛模拟卷VII（非有机·学生版·真题版式）.docx
@@ -846,153 +846,250 @@
         <w:t xml:space="preserve">[H₂W₁₂O₄₀]⁶⁻。在下面三张结构图中，哪一张是仲钨酸根的结构？简述判断理由。</w:t>
       </w:r>
     </w:p>
-    <w:p>
-      <w:pPr>
-        <w:pStyle w:val="BodyText"/>
-        <w:spacing w:before="120" w:after="120" w:line="240" w:lineRule="auto"/>
-        <w:jc w:val="center"/>
-      </w:pPr>
-      <w:r>
-        <w:drawing>
-          <wp:inline>
-            <wp:extent cx="3111500" cy="2908300"/>
-            <wp:effectExtent b="0" l="0" r="0" t="0"/>
-            <wp:docPr descr="" title="" id="20" name="Picture"/>
-            <a:graphic>
-              <a:graphicData uri="http://schemas.openxmlformats.org/drawingml/2006/picture">
-                <pic:pic>
-                  <pic:nvPicPr>
-                    <pic:cNvPr descr="b166d2bc38baf68c0265323335a907df8c8a9004acdadc705845d37bfc939b49.jpg" id="21" name="Picture"/>
-                    <pic:cNvPicPr>
-                      <a:picLocks noChangeArrowheads="1" noChangeAspect="1"/>
-                    </pic:cNvPicPr>
-                  </pic:nvPicPr>
-                  <pic:blipFill>
-                    <a:blip r:embed="rId19"/>
-                    <a:stretch>
-                      <a:fillRect/>
-                    </a:stretch>
-                  </pic:blipFill>
-                  <pic:spPr bwMode="auto">
-                    <a:xfrm>
-                      <a:off x="0" y="0"/>
-                      <a:ext cx="3111500" cy="2908300"/>
-                    </a:xfrm>
-                    <a:prstGeom prst="rect">
-                      <a:avLst/>
-                    </a:prstGeom>
-                    <a:noFill/>
-                    <a:ln w="9525">
-                      <a:noFill/>
-                      <a:headEnd/>
-                      <a:tailEnd/>
-                    </a:ln>
-                  </pic:spPr>
-                </pic:pic>
-              </a:graphicData>
-            </a:graphic>
-          </wp:inline>
-        </w:drawing>
-      </w:r>
-    </w:p>
-    <w:p>
-      <w:pPr>
-        <w:pStyle w:val="BodyText"/>
-        <w:spacing w:before="120" w:after="120" w:line="240" w:lineRule="auto"/>
-        <w:jc w:val="center"/>
-      </w:pPr>
-      <w:r>
-        <w:drawing>
-          <wp:inline>
-            <wp:extent cx="3240000" cy="2582775"/>
-            <wp:effectExtent b="0" l="0" r="0" t="0"/>
-            <wp:docPr descr="" title="" id="23" name="Picture"/>
-            <a:graphic>
-              <a:graphicData uri="http://schemas.openxmlformats.org/drawingml/2006/picture">
-                <pic:pic>
-                  <pic:nvPicPr>
-                    <pic:cNvPr descr="2851353de00be08990fb5aeed1daab7f5c207f4a2bbee3b728491f58d877bdf6.jpg" id="24" name="Picture"/>
-                    <pic:cNvPicPr>
-                      <a:picLocks noChangeArrowheads="1" noChangeAspect="1"/>
-                    </pic:cNvPicPr>
-                  </pic:nvPicPr>
-                  <pic:blipFill>
-                    <a:blip r:embed="rId22"/>
-                    <a:stretch>
-                      <a:fillRect/>
-                    </a:stretch>
-                  </pic:blipFill>
-                  <pic:spPr bwMode="auto">
-                    <a:xfrm>
-                      <a:off x="0" y="0"/>
-                      <a:ext cx="3240000" cy="2582775"/>
-                    </a:xfrm>
-                    <a:prstGeom prst="rect">
-                      <a:avLst/>
-                    </a:prstGeom>
-                    <a:noFill/>
-                    <a:ln w="9525">
-                      <a:noFill/>
-                      <a:headEnd/>
-                      <a:tailEnd/>
-                    </a:ln>
-                  </pic:spPr>
-                </pic:pic>
-              </a:graphicData>
-            </a:graphic>
-          </wp:inline>
-        </w:drawing>
-      </w:r>
-    </w:p>
-    <w:p>
-      <w:pPr>
-        <w:pStyle w:val="BodyText"/>
-        <w:spacing w:before="120" w:after="120" w:line="240" w:lineRule="auto"/>
-        <w:jc w:val="center"/>
-      </w:pPr>
-      <w:r>
-        <w:drawing>
-          <wp:inline>
-            <wp:extent cx="3240000" cy="2523913"/>
-            <wp:effectExtent b="0" l="0" r="0" t="0"/>
-            <wp:docPr descr="" title="" id="26" name="Picture"/>
-            <a:graphic>
-              <a:graphicData uri="http://schemas.openxmlformats.org/drawingml/2006/picture">
-                <pic:pic>
-                  <pic:nvPicPr>
-                    <pic:cNvPr descr="f9a797ac008905b3e58574e952dc33c89b276e21c2fd9f89dd5fb17208359bf1.jpg" id="27" name="Picture"/>
-                    <pic:cNvPicPr>
-                      <a:picLocks noChangeArrowheads="1" noChangeAspect="1"/>
-                    </pic:cNvPicPr>
-                  </pic:nvPicPr>
-                  <pic:blipFill>
-                    <a:blip r:embed="rId25"/>
-                    <a:stretch>
-                      <a:fillRect/>
-                    </a:stretch>
-                  </pic:blipFill>
-                  <pic:spPr bwMode="auto">
-                    <a:xfrm>
-                      <a:off x="0" y="0"/>
-                      <a:ext cx="3240000" cy="2523913"/>
-                    </a:xfrm>
-                    <a:prstGeom prst="rect">
-                      <a:avLst/>
-                    </a:prstGeom>
-                    <a:noFill/>
-                    <a:ln w="9525">
-                      <a:noFill/>
-                      <a:headEnd/>
-                      <a:tailEnd/>
-                    </a:ln>
-                  </pic:spPr>
-                </pic:pic>
-              </a:graphicData>
-            </a:graphic>
-          </wp:inline>
-        </w:drawing>
-      </w:r>
-    </w:p>
+    <w:tbl>
+      <w:tblPr>
+        <w:tblStyle w:val="Table"/>
+        <w:tblW w:type="dxa" w:w="9752"/>
+        <w:tblBorders>
+          <w:top w:val="single" w:sz="6" w:space="0" w:color="000000"/>
+          <w:left w:val="single" w:sz="6" w:space="0" w:color="000000"/>
+          <w:bottom w:val="single" w:sz="6" w:space="0" w:color="000000"/>
+          <w:right w:val="single" w:sz="6" w:space="0" w:color="000000"/>
+          <w:insideH w:val="single" w:sz="6" w:space="0" w:color="000000"/>
+          <w:insideV w:val="single" w:sz="6" w:space="0" w:color="000000"/>
+        </w:tblBorders>
+        <w:tblLayout w:type="fixed"/>
+        <w:tblLook w:firstRow="1" w:lastRow="0" w:firstColumn="0" w:lastColumn="0" w:noHBand="0" w:noVBand="0" w:val="0020"/>
+      </w:tblPr>
+      <w:tblGrid>
+        <w:gridCol w:w="3250"/>
+        <w:gridCol w:w="3250"/>
+        <w:gridCol w:w="3252"/>
+      </w:tblGrid>
+      <w:tr>
+        <w:trPr>
+          <w:tblHeader w:val="on"/>
+        </w:trPr>
+        <w:tc>
+          <w:tcPr>
+            <w:tcW w:type="dxa" w:w="3250"/>
+          </w:tcPr>
+          <w:tcPr/>
+          <w:p>
+            <w:pPr>
+              <w:pStyle w:val="Compact"/>
+              <w:jc w:val="center"/>
+            </w:pPr>
+            <w:r>
+              <w:rPr>
+                <w:rFonts w:ascii="Times New Roman" w:hAnsi="Times New Roman" w:cs="Times New Roman" w:eastAsia="SimSun"/>
+              </w:rPr>
+              <w:t xml:space="preserve">甲</w:t>
+            </w:r>
+          </w:p>
+        </w:tc>
+        <w:tc>
+          <w:tcPr>
+            <w:tcW w:type="dxa" w:w="3250"/>
+          </w:tcPr>
+          <w:tcPr/>
+          <w:p>
+            <w:pPr>
+              <w:pStyle w:val="Compact"/>
+              <w:jc w:val="center"/>
+            </w:pPr>
+            <w:r>
+              <w:rPr>
+                <w:rFonts w:ascii="Times New Roman" w:hAnsi="Times New Roman" w:cs="Times New Roman" w:eastAsia="SimSun"/>
+              </w:rPr>
+              <w:t xml:space="preserve">乙</w:t>
+            </w:r>
+          </w:p>
+        </w:tc>
+        <w:tc>
+          <w:tcPr>
+            <w:tcW w:type="dxa" w:w="3252"/>
+          </w:tcPr>
+          <w:tcPr/>
+          <w:p>
+            <w:pPr>
+              <w:pStyle w:val="Compact"/>
+              <w:jc w:val="center"/>
+            </w:pPr>
+            <w:r>
+              <w:rPr>
+                <w:rFonts w:ascii="Times New Roman" w:hAnsi="Times New Roman" w:cs="Times New Roman" w:eastAsia="SimSun"/>
+              </w:rPr>
+              <w:t xml:space="preserve">丙</w:t>
+            </w:r>
+          </w:p>
+        </w:tc>
+      </w:tr>
+      <w:tr>
+        <w:tc>
+          <w:tcPr>
+            <w:tcW w:type="dxa" w:w="3250"/>
+          </w:tcPr>
+          <w:tcPr/>
+          <w:p>
+            <w:pPr>
+              <w:pStyle w:val="Compact"/>
+              <w:jc w:val="center"/>
+            </w:pPr>
+            <w:r>
+              <w:drawing>
+                <wp:inline>
+                  <wp:extent cx="1568400" cy="1465973"/>
+                  <wp:effectExtent b="0" l="0" r="0" t="0"/>
+                  <wp:docPr descr="" title="" id="20" name="Picture"/>
+                  <a:graphic>
+                    <a:graphicData uri="http://schemas.openxmlformats.org/drawingml/2006/picture">
+                      <pic:pic>
+                        <pic:nvPicPr>
+                          <pic:cNvPr descr="b166d2bc38baf68c0265323335a907df8c8a9004acdadc705845d37bfc939b49.jpg" id="21" name="Picture"/>
+                          <pic:cNvPicPr>
+                            <a:picLocks noChangeArrowheads="1" noChangeAspect="1"/>
+                          </pic:cNvPicPr>
+                        </pic:nvPicPr>
+                        <pic:blipFill>
+                          <a:blip r:embed="rId19"/>
+                          <a:stretch>
+                            <a:fillRect/>
+                          </a:stretch>
+                        </pic:blipFill>
+                        <pic:spPr bwMode="auto">
+                          <a:xfrm>
+                            <a:off x="0" y="0"/>
+                            <a:ext cx="1568400" cy="1465973"/>
+                          </a:xfrm>
+                          <a:prstGeom prst="rect">
+                            <a:avLst/>
+                          </a:prstGeom>
+                          <a:noFill/>
+                          <a:ln w="9525">
+                            <a:noFill/>
+                            <a:headEnd/>
+                            <a:tailEnd/>
+                          </a:ln>
+                        </pic:spPr>
+                      </pic:pic>
+                    </a:graphicData>
+                  </a:graphic>
+                </wp:inline>
+              </w:drawing>
+            </w:r>
+          </w:p>
+        </w:tc>
+        <w:tc>
+          <w:tcPr>
+            <w:tcW w:type="dxa" w:w="3250"/>
+          </w:tcPr>
+          <w:tcPr/>
+          <w:p>
+            <w:pPr>
+              <w:pStyle w:val="Compact"/>
+              <w:jc w:val="center"/>
+            </w:pPr>
+            <w:r>
+              <w:drawing>
+                <wp:inline>
+                  <wp:extent cx="1568400" cy="1250254"/>
+                  <wp:effectExtent b="0" l="0" r="0" t="0"/>
+                  <wp:docPr descr="" title="" id="23" name="Picture"/>
+                  <a:graphic>
+                    <a:graphicData uri="http://schemas.openxmlformats.org/drawingml/2006/picture">
+                      <pic:pic>
+                        <pic:nvPicPr>
+                          <pic:cNvPr descr="2851353de00be08990fb5aeed1daab7f5c207f4a2bbee3b728491f58d877bdf6.jpg" id="24" name="Picture"/>
+                          <pic:cNvPicPr>
+                            <a:picLocks noChangeArrowheads="1" noChangeAspect="1"/>
+                          </pic:cNvPicPr>
+                        </pic:nvPicPr>
+                        <pic:blipFill>
+                          <a:blip r:embed="rId22"/>
+                          <a:stretch>
+                            <a:fillRect/>
+                          </a:stretch>
+                        </pic:blipFill>
+                        <pic:spPr bwMode="auto">
+                          <a:xfrm>
+                            <a:off x="0" y="0"/>
+                            <a:ext cx="1568400" cy="1250254"/>
+                          </a:xfrm>
+                          <a:prstGeom prst="rect">
+                            <a:avLst/>
+                          </a:prstGeom>
+                          <a:noFill/>
+                          <a:ln w="9525">
+                            <a:noFill/>
+                            <a:headEnd/>
+                            <a:tailEnd/>
+                          </a:ln>
+                        </pic:spPr>
+                      </pic:pic>
+                    </a:graphicData>
+                  </a:graphic>
+                </wp:inline>
+              </w:drawing>
+            </w:r>
+          </w:p>
+        </w:tc>
+        <w:tc>
+          <w:tcPr>
+            <w:tcW w:type="dxa" w:w="3252"/>
+          </w:tcPr>
+          <w:tcPr/>
+          <w:p>
+            <w:pPr>
+              <w:pStyle w:val="Compact"/>
+              <w:jc w:val="center"/>
+            </w:pPr>
+            <w:r>
+              <w:drawing>
+                <wp:inline>
+                  <wp:extent cx="1568400" cy="1221760"/>
+                  <wp:effectExtent b="0" l="0" r="0" t="0"/>
+                  <wp:docPr descr="" title="" id="26" name="Picture"/>
+                  <a:graphic>
+                    <a:graphicData uri="http://schemas.openxmlformats.org/drawingml/2006/picture">
+                      <pic:pic>
+                        <pic:nvPicPr>
+                          <pic:cNvPr descr="f9a797ac008905b3e58574e952dc33c89b276e21c2fd9f89dd5fb17208359bf1.jpg" id="27" name="Picture"/>
+                          <pic:cNvPicPr>
+                            <a:picLocks noChangeArrowheads="1" noChangeAspect="1"/>
+                          </pic:cNvPicPr>
+                        </pic:nvPicPr>
+                        <pic:blipFill>
+                          <a:blip r:embed="rId25"/>
+                          <a:stretch>
+                            <a:fillRect/>
+                          </a:stretch>
+                        </pic:blipFill>
+                        <pic:spPr bwMode="auto">
+                          <a:xfrm>
+                            <a:off x="0" y="0"/>
+                            <a:ext cx="1568400" cy="1221760"/>
+                          </a:xfrm>
+                          <a:prstGeom prst="rect">
+                            <a:avLst/>
+                          </a:prstGeom>
+                          <a:noFill/>
+                          <a:ln w="9525">
+                            <a:noFill/>
+                            <a:headEnd/>
+                            <a:tailEnd/>
+                          </a:ln>
+                        </pic:spPr>
+                      </pic:pic>
+                    </a:graphicData>
+                  </a:graphic>
+                </wp:inline>
+              </w:drawing>
+            </w:r>
+          </w:p>
+        </w:tc>
+      </w:tr>
+    </w:tbl>
     <w:p>
       <w:pPr>
         <w:pStyle w:val="BodyText"/>
